--- a/Calendario2026/Ejercicios/5_Subredes/Ejercicio5_Subredes.docx
+++ b/Calendario2026/Ejercicios/5_Subredes/Ejercicio5_Subredes.docx
@@ -1,6 +1,6 @@
 
 <file path=word/document.xml><?xml version="1.0" encoding="utf-8"?>
-<w:document xmlns:wpc="http://schemas.microsoft.com/office/word/2010/wordprocessingCanvas" xmlns:cx="http://schemas.microsoft.com/office/drawing/2014/chartex" xmlns:cx1="http://schemas.microsoft.com/office/drawing/2015/9/8/chartex" xmlns:cx2="http://schemas.microsoft.com/office/drawing/2015/10/21/chartex" xmlns:cx3="http://schemas.microsoft.com/office/drawing/2016/5/9/chartex" xmlns:cx4="http://schemas.microsoft.com/office/drawing/2016/5/10/chartex" xmlns:cx5="http://schemas.microsoft.com/office/drawing/2016/5/11/chartex" xmlns:cx6="http://schemas.microsoft.com/office/drawing/2016/5/12/chartex" xmlns:cx7="http://schemas.microsoft.com/office/drawing/2016/5/13/chartex" xmlns:cx8="http://schemas.microsoft.com/office/drawing/2016/5/14/chartex" xmlns:mc="http://schemas.openxmlformats.org/markup-compatibility/2006" xmlns:aink="http://schemas.microsoft.com/office/drawing/2016/ink" xmlns:am3d="http://schemas.microsoft.com/office/drawing/2017/model3d" xmlns:o="urn:schemas-microsoft-com:office:office" xmlns:oel="http://schemas.microsoft.com/office/2019/extlst" xmlns:r="http://schemas.openxmlformats.org/officeDocument/2006/relationships" xmlns:m="http://schemas.openxmlformats.org/officeDocument/2006/math" xmlns:v="urn:schemas-microsoft-com:vml" xmlns:wp14="http://schemas.microsoft.com/office/word/2010/wordprocessingDrawing" xmlns:wp="http://schemas.openxmlformats.org/drawingml/2006/wordprocessingDrawing" xmlns:w10="urn:schemas-microsoft-com:office:word" xmlns:w="http://schemas.openxmlformats.org/wordprocessingml/2006/main" xmlns:w14="http://schemas.microsoft.com/office/word/2010/wordml" xmlns:w15="http://schemas.microsoft.com/office/word/2012/wordml" xmlns:w16cex="http://schemas.microsoft.com/office/word/2018/wordml/cex" xmlns:w16cid="http://schemas.microsoft.com/office/word/2016/wordml/cid" xmlns:w16="http://schemas.microsoft.com/office/word/2018/wordml" xmlns:w16sdtdh="http://schemas.microsoft.com/office/word/2020/wordml/sdtdatahash" xmlns:w16se="http://schemas.microsoft.com/office/word/2015/wordml/symex" xmlns:wpg="http://schemas.microsoft.com/office/word/2010/wordprocessingGroup" xmlns:wpi="http://schemas.microsoft.com/office/word/2010/wordprocessingInk" xmlns:wne="http://schemas.microsoft.com/office/word/2006/wordml" xmlns:wps="http://schemas.microsoft.com/office/word/2010/wordprocessingShape" mc:Ignorable="w14 w15 w16se w16cid w16 w16cex w16sdtdh wp14">
+<w:document xmlns:wpc="http://schemas.microsoft.com/office/word/2010/wordprocessingCanvas" xmlns:cx="http://schemas.microsoft.com/office/drawing/2014/chartex" xmlns:cx1="http://schemas.microsoft.com/office/drawing/2015/9/8/chartex" xmlns:cx2="http://schemas.microsoft.com/office/drawing/2015/10/21/chartex" xmlns:cx3="http://schemas.microsoft.com/office/drawing/2016/5/9/chartex" xmlns:cx4="http://schemas.microsoft.com/office/drawing/2016/5/10/chartex" xmlns:cx5="http://schemas.microsoft.com/office/drawing/2016/5/11/chartex" xmlns:cx6="http://schemas.microsoft.com/office/drawing/2016/5/12/chartex" xmlns:cx7="http://schemas.microsoft.com/office/drawing/2016/5/13/chartex" xmlns:cx8="http://schemas.microsoft.com/office/drawing/2016/5/14/chartex" xmlns:mc="http://schemas.openxmlformats.org/markup-compatibility/2006" xmlns:aink="http://schemas.microsoft.com/office/drawing/2016/ink" xmlns:am3d="http://schemas.microsoft.com/office/drawing/2017/model3d" xmlns:o="urn:schemas-microsoft-com:office:office" xmlns:oel="http://schemas.microsoft.com/office/2019/extlst" xmlns:r="http://schemas.openxmlformats.org/officeDocument/2006/relationships" xmlns:m="http://schemas.openxmlformats.org/officeDocument/2006/math" xmlns:v="urn:schemas-microsoft-com:vml" xmlns:wp14="http://schemas.microsoft.com/office/word/2010/wordprocessingDrawing" xmlns:wp="http://schemas.openxmlformats.org/drawingml/2006/wordprocessingDrawing" xmlns:w10="urn:schemas-microsoft-com:office:word" xmlns:w="http://schemas.openxmlformats.org/wordprocessingml/2006/main" xmlns:w14="http://schemas.microsoft.com/office/word/2010/wordml" xmlns:w15="http://schemas.microsoft.com/office/word/2012/wordml" xmlns:w16cex="http://schemas.microsoft.com/office/word/2018/wordml/cex" xmlns:w16cid="http://schemas.microsoft.com/office/word/2016/wordml/cid" xmlns:w16="http://schemas.microsoft.com/office/word/2018/wordml" xmlns:w16du="http://schemas.microsoft.com/office/word/2023/wordml/word16du" xmlns:w16sdtdh="http://schemas.microsoft.com/office/word/2020/wordml/sdtdatahash" xmlns:w16sdtfl="http://schemas.microsoft.com/office/word/2024/wordml/sdtformatlock" xmlns:w16se="http://schemas.microsoft.com/office/word/2015/wordml/symex" xmlns:wpg="http://schemas.microsoft.com/office/word/2010/wordprocessingGroup" xmlns:wpi="http://schemas.microsoft.com/office/word/2010/wordprocessingInk" xmlns:wne="http://schemas.microsoft.com/office/word/2006/wordml" xmlns:wps="http://schemas.microsoft.com/office/word/2010/wordprocessingShape" mc:Ignorable="w14 w15 w16se w16cid w16 w16cex w16sdtdh w16sdtfl w16du wp14">
   <w:body>
     <w:p>
       <w:r>
@@ -413,20 +413,12 @@
         </w:rPr>
         <w:t xml:space="preserve">gran </w:t>
       </w:r>
-      <w:proofErr w:type="gramStart"/>
       <w:r>
         <w:rPr>
           <w:rFonts w:cs="Arial"/>
         </w:rPr>
         <w:t>empresa</w:t>
       </w:r>
-      <w:r>
-        <w:rPr>
-          <w:rFonts w:cs="Arial"/>
-        </w:rPr>
-        <w:t>,</w:t>
-      </w:r>
-      <w:proofErr w:type="gramEnd"/>
       <w:r>
         <w:rPr>
           <w:rFonts w:cs="Arial"/>
@@ -617,14 +609,7 @@
         <w:rPr>
           <w:rFonts w:cs="Arial"/>
         </w:rPr>
-        <w:t xml:space="preserve"> simulan ser </w:t>
-      </w:r>
-      <w:proofErr w:type="spellStart"/>
-      <w:r>
-        <w:rPr>
-          <w:rFonts w:cs="Arial"/>
-        </w:rPr>
-        <w:t>LAN</w:t>
+        <w:t xml:space="preserve"> simulan ser LAN</w:t>
       </w:r>
       <w:r>
         <w:rPr>
@@ -632,7 +617,6 @@
         </w:rPr>
         <w:t>s</w:t>
       </w:r>
-      <w:proofErr w:type="spellEnd"/>
       <w:r>
         <w:rPr>
           <w:rFonts w:cs="Arial"/>
@@ -714,7 +698,7 @@
         <w:rPr>
           <w:rFonts w:cs="Arial"/>
         </w:rPr>
-        <w:t xml:space="preserve">¿Cuántas direcciones de host se necesitan en la subred más grande requerida? _____________________ </w:t>
+        <w:t xml:space="preserve">¿Cuántas direcciones de host se necesitan en la subred más grande requerida? __________________ </w:t>
       </w:r>
     </w:p>
     <w:p>
@@ -780,7 +764,19 @@
         <w:rPr>
           <w:rFonts w:cs="Arial"/>
         </w:rPr>
-        <w:t>____________________</w:t>
+        <w:t>________</w:t>
+      </w:r>
+      <w:r>
+        <w:rPr>
+          <w:rFonts w:cs="Arial"/>
+        </w:rPr>
+        <w:t xml:space="preserve"> </w:t>
+      </w:r>
+      <w:r>
+        <w:rPr>
+          <w:rFonts w:cs="Arial"/>
+        </w:rPr>
+        <w:t>____________</w:t>
       </w:r>
     </w:p>
     <w:p>
@@ -834,7 +830,7 @@
         <w:rPr>
           <w:rFonts w:cs="Arial"/>
         </w:rPr>
-        <w:t>¿Cuál es el desplazamiento en el byte crítico? _____________</w:t>
+        <w:t>¿Cuál es el desplazamiento en el byte crítico? __________</w:t>
       </w:r>
     </w:p>
     <w:p>
@@ -1065,9 +1061,7 @@
             <w:pPr>
               <w:pStyle w:val="TableText"/>
               <w:spacing w:before="0" w:after="0"/>
-              <w:rPr>
-                <w:rStyle w:val="AnswerGray"/>
-              </w:rPr>
+              <w:jc w:val="center"/>
             </w:pPr>
           </w:p>
         </w:tc>
@@ -1080,9 +1074,7 @@
             <w:pPr>
               <w:pStyle w:val="TableText"/>
               <w:spacing w:before="0" w:after="0"/>
-              <w:rPr>
-                <w:rStyle w:val="AnswerGray"/>
-              </w:rPr>
+              <w:jc w:val="center"/>
             </w:pPr>
           </w:p>
         </w:tc>
@@ -1095,9 +1087,7 @@
             <w:pPr>
               <w:pStyle w:val="TableText"/>
               <w:spacing w:before="0" w:after="0"/>
-              <w:rPr>
-                <w:rStyle w:val="AnswerGray"/>
-              </w:rPr>
+              <w:jc w:val="center"/>
             </w:pPr>
           </w:p>
         </w:tc>
@@ -1110,9 +1100,7 @@
             <w:pPr>
               <w:pStyle w:val="TableText"/>
               <w:spacing w:before="0" w:after="0"/>
-              <w:rPr>
-                <w:rStyle w:val="AnswerGray"/>
-              </w:rPr>
+              <w:jc w:val="center"/>
             </w:pPr>
           </w:p>
         </w:tc>
@@ -1148,9 +1136,7 @@
             <w:pPr>
               <w:pStyle w:val="TableText"/>
               <w:spacing w:before="0" w:after="0"/>
-              <w:rPr>
-                <w:rStyle w:val="AnswerGray"/>
-              </w:rPr>
+              <w:jc w:val="center"/>
             </w:pPr>
           </w:p>
         </w:tc>
@@ -1163,9 +1149,7 @@
             <w:pPr>
               <w:pStyle w:val="TableText"/>
               <w:spacing w:before="0" w:after="0"/>
-              <w:rPr>
-                <w:rStyle w:val="AnswerGray"/>
-              </w:rPr>
+              <w:jc w:val="center"/>
             </w:pPr>
           </w:p>
         </w:tc>
@@ -1178,9 +1162,7 @@
             <w:pPr>
               <w:pStyle w:val="TableText"/>
               <w:spacing w:before="0" w:after="0"/>
-              <w:rPr>
-                <w:rStyle w:val="AnswerGray"/>
-              </w:rPr>
+              <w:jc w:val="center"/>
             </w:pPr>
           </w:p>
         </w:tc>
@@ -1193,9 +1175,7 @@
             <w:pPr>
               <w:pStyle w:val="TableText"/>
               <w:spacing w:before="0" w:after="0"/>
-              <w:rPr>
-                <w:rStyle w:val="AnswerGray"/>
-              </w:rPr>
+              <w:jc w:val="center"/>
             </w:pPr>
           </w:p>
         </w:tc>
@@ -1231,9 +1211,7 @@
             <w:pPr>
               <w:pStyle w:val="TableText"/>
               <w:spacing w:before="0" w:after="0"/>
-              <w:rPr>
-                <w:rStyle w:val="AnswerGray"/>
-              </w:rPr>
+              <w:jc w:val="center"/>
             </w:pPr>
           </w:p>
         </w:tc>
@@ -1246,9 +1224,7 @@
             <w:pPr>
               <w:pStyle w:val="TableText"/>
               <w:spacing w:before="0" w:after="0"/>
-              <w:rPr>
-                <w:rStyle w:val="AnswerGray"/>
-              </w:rPr>
+              <w:jc w:val="center"/>
             </w:pPr>
           </w:p>
         </w:tc>
@@ -1261,9 +1237,7 @@
             <w:pPr>
               <w:pStyle w:val="TableText"/>
               <w:spacing w:before="0" w:after="0"/>
-              <w:rPr>
-                <w:rStyle w:val="AnswerGray"/>
-              </w:rPr>
+              <w:jc w:val="center"/>
             </w:pPr>
           </w:p>
         </w:tc>
@@ -1276,9 +1250,7 @@
             <w:pPr>
               <w:pStyle w:val="TableText"/>
               <w:spacing w:before="0" w:after="0"/>
-              <w:rPr>
-                <w:rStyle w:val="AnswerGray"/>
-              </w:rPr>
+              <w:jc w:val="center"/>
             </w:pPr>
           </w:p>
         </w:tc>
@@ -1314,9 +1286,7 @@
             <w:pPr>
               <w:pStyle w:val="TableText"/>
               <w:spacing w:before="0" w:after="0"/>
-              <w:rPr>
-                <w:rStyle w:val="AnswerGray"/>
-              </w:rPr>
+              <w:jc w:val="center"/>
             </w:pPr>
           </w:p>
         </w:tc>
@@ -1329,9 +1299,7 @@
             <w:pPr>
               <w:pStyle w:val="TableText"/>
               <w:spacing w:before="0" w:after="0"/>
-              <w:rPr>
-                <w:rStyle w:val="AnswerGray"/>
-              </w:rPr>
+              <w:jc w:val="center"/>
             </w:pPr>
           </w:p>
         </w:tc>
@@ -1344,9 +1312,7 @@
             <w:pPr>
               <w:pStyle w:val="TableText"/>
               <w:spacing w:before="0" w:after="0"/>
-              <w:rPr>
-                <w:rStyle w:val="AnswerGray"/>
-              </w:rPr>
+              <w:jc w:val="center"/>
             </w:pPr>
           </w:p>
         </w:tc>
@@ -1359,9 +1325,7 @@
             <w:pPr>
               <w:pStyle w:val="TableText"/>
               <w:spacing w:before="0" w:after="0"/>
-              <w:rPr>
-                <w:rStyle w:val="AnswerGray"/>
-              </w:rPr>
+              <w:jc w:val="center"/>
             </w:pPr>
           </w:p>
         </w:tc>
@@ -1397,9 +1361,7 @@
             <w:pPr>
               <w:pStyle w:val="TableText"/>
               <w:spacing w:before="0" w:after="0"/>
-              <w:rPr>
-                <w:rStyle w:val="AnswerGray"/>
-              </w:rPr>
+              <w:jc w:val="center"/>
             </w:pPr>
           </w:p>
         </w:tc>
@@ -1412,9 +1374,7 @@
             <w:pPr>
               <w:pStyle w:val="TableText"/>
               <w:spacing w:before="0" w:after="0"/>
-              <w:rPr>
-                <w:rStyle w:val="AnswerGray"/>
-              </w:rPr>
+              <w:jc w:val="center"/>
             </w:pPr>
           </w:p>
         </w:tc>
@@ -1427,9 +1387,7 @@
             <w:pPr>
               <w:pStyle w:val="TableText"/>
               <w:spacing w:before="0" w:after="0"/>
-              <w:rPr>
-                <w:rStyle w:val="AnswerGray"/>
-              </w:rPr>
+              <w:jc w:val="center"/>
             </w:pPr>
           </w:p>
         </w:tc>
@@ -1442,9 +1400,7 @@
             <w:pPr>
               <w:pStyle w:val="TableText"/>
               <w:spacing w:before="0" w:after="0"/>
-              <w:rPr>
-                <w:rStyle w:val="AnswerGray"/>
-              </w:rPr>
+              <w:jc w:val="center"/>
             </w:pPr>
           </w:p>
         </w:tc>
@@ -1480,9 +1436,7 @@
             <w:pPr>
               <w:pStyle w:val="TableText"/>
               <w:spacing w:before="0" w:after="0"/>
-              <w:rPr>
-                <w:rStyle w:val="AnswerGray"/>
-              </w:rPr>
+              <w:jc w:val="center"/>
             </w:pPr>
           </w:p>
         </w:tc>
@@ -1495,9 +1449,7 @@
             <w:pPr>
               <w:pStyle w:val="TableText"/>
               <w:spacing w:before="0" w:after="0"/>
-              <w:rPr>
-                <w:rStyle w:val="AnswerGray"/>
-              </w:rPr>
+              <w:jc w:val="center"/>
             </w:pPr>
           </w:p>
         </w:tc>
@@ -1510,9 +1462,7 @@
             <w:pPr>
               <w:pStyle w:val="TableText"/>
               <w:spacing w:before="0" w:after="0"/>
-              <w:rPr>
-                <w:rStyle w:val="AnswerGray"/>
-              </w:rPr>
+              <w:jc w:val="center"/>
             </w:pPr>
           </w:p>
         </w:tc>
@@ -1525,9 +1475,7 @@
             <w:pPr>
               <w:pStyle w:val="TableText"/>
               <w:spacing w:before="0" w:after="0"/>
-              <w:rPr>
-                <w:rStyle w:val="AnswerGray"/>
-              </w:rPr>
+              <w:jc w:val="center"/>
             </w:pPr>
           </w:p>
         </w:tc>
@@ -1563,9 +1511,7 @@
             <w:pPr>
               <w:pStyle w:val="TableText"/>
               <w:spacing w:before="0" w:after="0"/>
-              <w:rPr>
-                <w:rStyle w:val="AnswerGray"/>
-              </w:rPr>
+              <w:jc w:val="center"/>
             </w:pPr>
           </w:p>
         </w:tc>
@@ -1578,9 +1524,7 @@
             <w:pPr>
               <w:pStyle w:val="TableText"/>
               <w:spacing w:before="0" w:after="0"/>
-              <w:rPr>
-                <w:rStyle w:val="AnswerGray"/>
-              </w:rPr>
+              <w:jc w:val="center"/>
             </w:pPr>
           </w:p>
         </w:tc>
@@ -1593,9 +1537,7 @@
             <w:pPr>
               <w:pStyle w:val="TableText"/>
               <w:spacing w:before="0" w:after="0"/>
-              <w:rPr>
-                <w:rStyle w:val="AnswerGray"/>
-              </w:rPr>
+              <w:jc w:val="center"/>
             </w:pPr>
           </w:p>
         </w:tc>
@@ -1608,9 +1550,7 @@
             <w:pPr>
               <w:pStyle w:val="TableText"/>
               <w:spacing w:before="0" w:after="0"/>
-              <w:rPr>
-                <w:rStyle w:val="AnswerGray"/>
-              </w:rPr>
+              <w:jc w:val="center"/>
             </w:pPr>
           </w:p>
         </w:tc>
@@ -1646,9 +1586,7 @@
             <w:pPr>
               <w:pStyle w:val="TableText"/>
               <w:spacing w:before="0" w:after="0"/>
-              <w:rPr>
-                <w:rStyle w:val="AnswerGray"/>
-              </w:rPr>
+              <w:jc w:val="center"/>
             </w:pPr>
           </w:p>
         </w:tc>
@@ -1661,9 +1599,7 @@
             <w:pPr>
               <w:pStyle w:val="TableText"/>
               <w:spacing w:before="0" w:after="0"/>
-              <w:rPr>
-                <w:rStyle w:val="AnswerGray"/>
-              </w:rPr>
+              <w:jc w:val="center"/>
             </w:pPr>
           </w:p>
         </w:tc>
@@ -1676,9 +1612,7 @@
             <w:pPr>
               <w:pStyle w:val="TableText"/>
               <w:spacing w:before="0" w:after="0"/>
-              <w:rPr>
-                <w:rStyle w:val="AnswerGray"/>
-              </w:rPr>
+              <w:jc w:val="center"/>
             </w:pPr>
           </w:p>
         </w:tc>
@@ -1691,9 +1625,7 @@
             <w:pPr>
               <w:pStyle w:val="TableText"/>
               <w:spacing w:before="0" w:after="0"/>
-              <w:rPr>
-                <w:rStyle w:val="AnswerGray"/>
-              </w:rPr>
+              <w:jc w:val="center"/>
             </w:pPr>
           </w:p>
         </w:tc>
@@ -1850,21 +1782,7 @@
         <w:rPr>
           <w:rFonts w:cs="Arial"/>
         </w:rPr>
-        <w:t xml:space="preserve">A las </w:t>
-      </w:r>
-      <w:proofErr w:type="spellStart"/>
-      <w:r>
-        <w:rPr>
-          <w:rFonts w:cs="Arial"/>
-        </w:rPr>
-        <w:t>PC’s</w:t>
-      </w:r>
-      <w:proofErr w:type="spellEnd"/>
-      <w:r>
-        <w:rPr>
-          <w:rFonts w:cs="Arial"/>
-        </w:rPr>
-        <w:t xml:space="preserve"> se les asignará la </w:t>
+        <w:t xml:space="preserve">A las PC’s se les asignará la </w:t>
       </w:r>
       <w:r>
         <w:rPr>
@@ -1906,15 +1824,7 @@
           <w:b/>
           <w:bCs/>
         </w:rPr>
-        <w:t>penúltima</w:t>
-      </w:r>
-      <w:r>
-        <w:rPr>
-          <w:rFonts w:cs="Arial"/>
-          <w:b/>
-          <w:bCs/>
-        </w:rPr>
-        <w:t xml:space="preserve"> dirección IP válida</w:t>
+        <w:t>penúltima dirección IP válida</w:t>
       </w:r>
       <w:r>
         <w:rPr>
@@ -3088,7 +2998,6 @@
           <w:tcPr>
             <w:tcW w:w="2976" w:type="dxa"/>
             <w:shd w:val="clear" w:color="auto" w:fill="FFFFFF" w:themeFill="background1"/>
-            <w:vAlign w:val="bottom"/>
           </w:tcPr>
           <w:p>
             <w:pPr>
@@ -3118,13 +3027,7 @@
               <w:rPr>
                 <w:rFonts w:cs="Arial"/>
               </w:rPr>
-              <w:t>N/</w:t>
-            </w:r>
-            <w:r>
-              <w:rPr>
-                <w:rFonts w:cs="Arial"/>
-              </w:rPr>
-              <w:t>A</w:t>
+              <w:t>N/A</w:t>
             </w:r>
           </w:p>
         </w:tc>
@@ -3191,7 +3094,6 @@
           <w:tcPr>
             <w:tcW w:w="2976" w:type="dxa"/>
             <w:shd w:val="clear" w:color="auto" w:fill="FFFFFF" w:themeFill="background1"/>
-            <w:vAlign w:val="bottom"/>
           </w:tcPr>
           <w:p>
             <w:pPr>
@@ -3221,13 +3123,7 @@
               <w:rPr>
                 <w:rFonts w:cs="Arial"/>
               </w:rPr>
-              <w:t>N/</w:t>
-            </w:r>
-            <w:r>
-              <w:rPr>
-                <w:rFonts w:cs="Arial"/>
-              </w:rPr>
-              <w:t>A</w:t>
+              <w:t>N/A</w:t>
             </w:r>
           </w:p>
         </w:tc>
@@ -3294,7 +3190,6 @@
           <w:tcPr>
             <w:tcW w:w="2976" w:type="dxa"/>
             <w:shd w:val="clear" w:color="auto" w:fill="FFFFFF" w:themeFill="background1"/>
-            <w:vAlign w:val="bottom"/>
           </w:tcPr>
           <w:p>
             <w:pPr>
@@ -3324,13 +3219,7 @@
               <w:rPr>
                 <w:rFonts w:cs="Arial"/>
               </w:rPr>
-              <w:t>N/</w:t>
-            </w:r>
-            <w:r>
-              <w:rPr>
-                <w:rFonts w:cs="Arial"/>
-              </w:rPr>
-              <w:t>A</w:t>
+              <w:t>N/A</w:t>
             </w:r>
           </w:p>
         </w:tc>
@@ -3403,7 +3292,6 @@
           <w:tcPr>
             <w:tcW w:w="2976" w:type="dxa"/>
             <w:shd w:val="clear" w:color="auto" w:fill="FFFFFF" w:themeFill="background1"/>
-            <w:vAlign w:val="bottom"/>
           </w:tcPr>
           <w:p>
             <w:pPr>
@@ -3489,6 +3377,7 @@
           <w:p>
             <w:pPr>
               <w:pStyle w:val="TableText"/>
+              <w:jc w:val="center"/>
               <w:rPr>
                 <w:rFonts w:cs="Arial"/>
               </w:rPr>
@@ -3499,11 +3388,11 @@
           <w:tcPr>
             <w:tcW w:w="2976" w:type="dxa"/>
             <w:shd w:val="clear" w:color="auto" w:fill="FFFFFF" w:themeFill="background1"/>
-            <w:vAlign w:val="bottom"/>
-          </w:tcPr>
-          <w:p>
-            <w:pPr>
-              <w:pStyle w:val="TableText"/>
+          </w:tcPr>
+          <w:p>
+            <w:pPr>
+              <w:pStyle w:val="TableText"/>
+              <w:jc w:val="center"/>
               <w:rPr>
                 <w:rFonts w:cs="Arial"/>
               </w:rPr>
@@ -3519,6 +3408,7 @@
           <w:p>
             <w:pPr>
               <w:pStyle w:val="TableText"/>
+              <w:jc w:val="center"/>
               <w:rPr>
                 <w:rFonts w:cs="Arial"/>
               </w:rPr>
@@ -3583,6 +3473,7 @@
           <w:p>
             <w:pPr>
               <w:pStyle w:val="TableText"/>
+              <w:jc w:val="center"/>
               <w:rPr>
                 <w:rFonts w:cs="Arial"/>
               </w:rPr>
@@ -3593,11 +3484,11 @@
           <w:tcPr>
             <w:tcW w:w="2976" w:type="dxa"/>
             <w:shd w:val="clear" w:color="auto" w:fill="FFFFFF" w:themeFill="background1"/>
-            <w:vAlign w:val="bottom"/>
-          </w:tcPr>
-          <w:p>
-            <w:pPr>
-              <w:pStyle w:val="TableText"/>
+          </w:tcPr>
+          <w:p>
+            <w:pPr>
+              <w:pStyle w:val="TableText"/>
+              <w:jc w:val="center"/>
               <w:rPr>
                 <w:rFonts w:cs="Arial"/>
               </w:rPr>
@@ -3613,6 +3504,7 @@
           <w:p>
             <w:pPr>
               <w:pStyle w:val="TableText"/>
+              <w:jc w:val="center"/>
               <w:rPr>
                 <w:rFonts w:cs="Arial"/>
               </w:rPr>
@@ -3642,7 +3534,7 @@
 </file>
 
 <file path=word/endnotes.xml><?xml version="1.0" encoding="utf-8"?>
-<w:endnotes xmlns:wpc="http://schemas.microsoft.com/office/word/2010/wordprocessingCanvas" xmlns:cx="http://schemas.microsoft.com/office/drawing/2014/chartex" xmlns:cx1="http://schemas.microsoft.com/office/drawing/2015/9/8/chartex" xmlns:cx2="http://schemas.microsoft.com/office/drawing/2015/10/21/chartex" xmlns:cx3="http://schemas.microsoft.com/office/drawing/2016/5/9/chartex" xmlns:cx4="http://schemas.microsoft.com/office/drawing/2016/5/10/chartex" xmlns:cx5="http://schemas.microsoft.com/office/drawing/2016/5/11/chartex" xmlns:cx6="http://schemas.microsoft.com/office/drawing/2016/5/12/chartex" xmlns:cx7="http://schemas.microsoft.com/office/drawing/2016/5/13/chartex" xmlns:cx8="http://schemas.microsoft.com/office/drawing/2016/5/14/chartex" xmlns:mc="http://schemas.openxmlformats.org/markup-compatibility/2006" xmlns:aink="http://schemas.microsoft.com/office/drawing/2016/ink" xmlns:am3d="http://schemas.microsoft.com/office/drawing/2017/model3d" xmlns:o="urn:schemas-microsoft-com:office:office" xmlns:oel="http://schemas.microsoft.com/office/2019/extlst" xmlns:r="http://schemas.openxmlformats.org/officeDocument/2006/relationships" xmlns:m="http://schemas.openxmlformats.org/officeDocument/2006/math" xmlns:v="urn:schemas-microsoft-com:vml" xmlns:wp14="http://schemas.microsoft.com/office/word/2010/wordprocessingDrawing" xmlns:wp="http://schemas.openxmlformats.org/drawingml/2006/wordprocessingDrawing" xmlns:w10="urn:schemas-microsoft-com:office:word" xmlns:w="http://schemas.openxmlformats.org/wordprocessingml/2006/main" xmlns:w14="http://schemas.microsoft.com/office/word/2010/wordml" xmlns:w15="http://schemas.microsoft.com/office/word/2012/wordml" xmlns:w16cex="http://schemas.microsoft.com/office/word/2018/wordml/cex" xmlns:w16cid="http://schemas.microsoft.com/office/word/2016/wordml/cid" xmlns:w16="http://schemas.microsoft.com/office/word/2018/wordml" xmlns:w16sdtdh="http://schemas.microsoft.com/office/word/2020/wordml/sdtdatahash" xmlns:w16se="http://schemas.microsoft.com/office/word/2015/wordml/symex" xmlns:wpg="http://schemas.microsoft.com/office/word/2010/wordprocessingGroup" xmlns:wpi="http://schemas.microsoft.com/office/word/2010/wordprocessingInk" xmlns:wne="http://schemas.microsoft.com/office/word/2006/wordml" xmlns:wps="http://schemas.microsoft.com/office/word/2010/wordprocessingShape" mc:Ignorable="w14 w15 w16se w16cid w16 w16cex w16sdtdh wp14">
+<w:endnotes xmlns:wpc="http://schemas.microsoft.com/office/word/2010/wordprocessingCanvas" xmlns:cx="http://schemas.microsoft.com/office/drawing/2014/chartex" xmlns:cx1="http://schemas.microsoft.com/office/drawing/2015/9/8/chartex" xmlns:cx2="http://schemas.microsoft.com/office/drawing/2015/10/21/chartex" xmlns:cx3="http://schemas.microsoft.com/office/drawing/2016/5/9/chartex" xmlns:cx4="http://schemas.microsoft.com/office/drawing/2016/5/10/chartex" xmlns:cx5="http://schemas.microsoft.com/office/drawing/2016/5/11/chartex" xmlns:cx6="http://schemas.microsoft.com/office/drawing/2016/5/12/chartex" xmlns:cx7="http://schemas.microsoft.com/office/drawing/2016/5/13/chartex" xmlns:cx8="http://schemas.microsoft.com/office/drawing/2016/5/14/chartex" xmlns:mc="http://schemas.openxmlformats.org/markup-compatibility/2006" xmlns:aink="http://schemas.microsoft.com/office/drawing/2016/ink" xmlns:am3d="http://schemas.microsoft.com/office/drawing/2017/model3d" xmlns:o="urn:schemas-microsoft-com:office:office" xmlns:oel="http://schemas.microsoft.com/office/2019/extlst" xmlns:r="http://schemas.openxmlformats.org/officeDocument/2006/relationships" xmlns:m="http://schemas.openxmlformats.org/officeDocument/2006/math" xmlns:v="urn:schemas-microsoft-com:vml" xmlns:wp14="http://schemas.microsoft.com/office/word/2010/wordprocessingDrawing" xmlns:wp="http://schemas.openxmlformats.org/drawingml/2006/wordprocessingDrawing" xmlns:w10="urn:schemas-microsoft-com:office:word" xmlns:w="http://schemas.openxmlformats.org/wordprocessingml/2006/main" xmlns:w14="http://schemas.microsoft.com/office/word/2010/wordml" xmlns:w15="http://schemas.microsoft.com/office/word/2012/wordml" xmlns:w16cex="http://schemas.microsoft.com/office/word/2018/wordml/cex" xmlns:w16cid="http://schemas.microsoft.com/office/word/2016/wordml/cid" xmlns:w16="http://schemas.microsoft.com/office/word/2018/wordml" xmlns:w16du="http://schemas.microsoft.com/office/word/2023/wordml/word16du" xmlns:w16sdtdh="http://schemas.microsoft.com/office/word/2020/wordml/sdtdatahash" xmlns:w16sdtfl="http://schemas.microsoft.com/office/word/2024/wordml/sdtformatlock" xmlns:w16se="http://schemas.microsoft.com/office/word/2015/wordml/symex" xmlns:wpg="http://schemas.microsoft.com/office/word/2010/wordprocessingGroup" xmlns:wpi="http://schemas.microsoft.com/office/word/2010/wordprocessingInk" xmlns:wne="http://schemas.microsoft.com/office/word/2006/wordml" xmlns:wps="http://schemas.microsoft.com/office/word/2010/wordprocessingShape" mc:Ignorable="w14 w15 w16se w16cid w16 w16cex w16sdtdh w16sdtfl w16du wp14">
   <w:endnote w:type="separator" w:id="-1">
     <w:p>
       <w:r>
@@ -3661,10 +3553,10 @@
 </file>
 
 <file path=word/footer1.xml><?xml version="1.0" encoding="utf-8"?>
-<w:ftr xmlns:wpc="http://schemas.microsoft.com/office/word/2010/wordprocessingCanvas" xmlns:cx="http://schemas.microsoft.com/office/drawing/2014/chartex" xmlns:cx1="http://schemas.microsoft.com/office/drawing/2015/9/8/chartex" xmlns:cx2="http://schemas.microsoft.com/office/drawing/2015/10/21/chartex" xmlns:cx3="http://schemas.microsoft.com/office/drawing/2016/5/9/chartex" xmlns:cx4="http://schemas.microsoft.com/office/drawing/2016/5/10/chartex" xmlns:cx5="http://schemas.microsoft.com/office/drawing/2016/5/11/chartex" xmlns:cx6="http://schemas.microsoft.com/office/drawing/2016/5/12/chartex" xmlns:cx7="http://schemas.microsoft.com/office/drawing/2016/5/13/chartex" xmlns:cx8="http://schemas.microsoft.com/office/drawing/2016/5/14/chartex" xmlns:mc="http://schemas.openxmlformats.org/markup-compatibility/2006" xmlns:aink="http://schemas.microsoft.com/office/drawing/2016/ink" xmlns:am3d="http://schemas.microsoft.com/office/drawing/2017/model3d" xmlns:o="urn:schemas-microsoft-com:office:office" xmlns:oel="http://schemas.microsoft.com/office/2019/extlst" xmlns:r="http://schemas.openxmlformats.org/officeDocument/2006/relationships" xmlns:m="http://schemas.openxmlformats.org/officeDocument/2006/math" xmlns:v="urn:schemas-microsoft-com:vml" xmlns:wp14="http://schemas.microsoft.com/office/word/2010/wordprocessingDrawing" xmlns:wp="http://schemas.openxmlformats.org/drawingml/2006/wordprocessingDrawing" xmlns:w10="urn:schemas-microsoft-com:office:word" xmlns:w="http://schemas.openxmlformats.org/wordprocessingml/2006/main" xmlns:w14="http://schemas.microsoft.com/office/word/2010/wordml" xmlns:w15="http://schemas.microsoft.com/office/word/2012/wordml" xmlns:w16cex="http://schemas.microsoft.com/office/word/2018/wordml/cex" xmlns:w16cid="http://schemas.microsoft.com/office/word/2016/wordml/cid" xmlns:w16="http://schemas.microsoft.com/office/word/2018/wordml" xmlns:w16sdtdh="http://schemas.microsoft.com/office/word/2020/wordml/sdtdatahash" xmlns:w16se="http://schemas.microsoft.com/office/word/2015/wordml/symex" xmlns:wpg="http://schemas.microsoft.com/office/word/2010/wordprocessingGroup" xmlns:wpi="http://schemas.microsoft.com/office/word/2010/wordprocessingInk" xmlns:wne="http://schemas.microsoft.com/office/word/2006/wordml" xmlns:wps="http://schemas.microsoft.com/office/word/2010/wordprocessingShape" mc:Ignorable="w14 w15 w16se w16cid w16 w16cex w16sdtdh wp14">
+<w:ftr xmlns:wpc="http://schemas.microsoft.com/office/word/2010/wordprocessingCanvas" xmlns:cx="http://schemas.microsoft.com/office/drawing/2014/chartex" xmlns:cx1="http://schemas.microsoft.com/office/drawing/2015/9/8/chartex" xmlns:cx2="http://schemas.microsoft.com/office/drawing/2015/10/21/chartex" xmlns:cx3="http://schemas.microsoft.com/office/drawing/2016/5/9/chartex" xmlns:cx4="http://schemas.microsoft.com/office/drawing/2016/5/10/chartex" xmlns:cx5="http://schemas.microsoft.com/office/drawing/2016/5/11/chartex" xmlns:cx6="http://schemas.microsoft.com/office/drawing/2016/5/12/chartex" xmlns:cx7="http://schemas.microsoft.com/office/drawing/2016/5/13/chartex" xmlns:cx8="http://schemas.microsoft.com/office/drawing/2016/5/14/chartex" xmlns:mc="http://schemas.openxmlformats.org/markup-compatibility/2006" xmlns:aink="http://schemas.microsoft.com/office/drawing/2016/ink" xmlns:am3d="http://schemas.microsoft.com/office/drawing/2017/model3d" xmlns:o="urn:schemas-microsoft-com:office:office" xmlns:oel="http://schemas.microsoft.com/office/2019/extlst" xmlns:r="http://schemas.openxmlformats.org/officeDocument/2006/relationships" xmlns:m="http://schemas.openxmlformats.org/officeDocument/2006/math" xmlns:v="urn:schemas-microsoft-com:vml" xmlns:wp14="http://schemas.microsoft.com/office/word/2010/wordprocessingDrawing" xmlns:wp="http://schemas.openxmlformats.org/drawingml/2006/wordprocessingDrawing" xmlns:w10="urn:schemas-microsoft-com:office:word" xmlns:w="http://schemas.openxmlformats.org/wordprocessingml/2006/main" xmlns:w14="http://schemas.microsoft.com/office/word/2010/wordml" xmlns:w15="http://schemas.microsoft.com/office/word/2012/wordml" xmlns:w16cex="http://schemas.microsoft.com/office/word/2018/wordml/cex" xmlns:w16cid="http://schemas.microsoft.com/office/word/2016/wordml/cid" xmlns:w16="http://schemas.microsoft.com/office/word/2018/wordml" xmlns:w16du="http://schemas.microsoft.com/office/word/2023/wordml/word16du" xmlns:w16sdtdh="http://schemas.microsoft.com/office/word/2020/wordml/sdtdatahash" xmlns:w16sdtfl="http://schemas.microsoft.com/office/word/2024/wordml/sdtformatlock" xmlns:w16se="http://schemas.microsoft.com/office/word/2015/wordml/symex" xmlns:wpg="http://schemas.microsoft.com/office/word/2010/wordprocessingGroup" xmlns:wpi="http://schemas.microsoft.com/office/word/2010/wordprocessingInk" xmlns:wne="http://schemas.microsoft.com/office/word/2006/wordml" xmlns:wps="http://schemas.microsoft.com/office/word/2010/wordprocessingShape" mc:Ignorable="w14 w15 w16se w16cid w16 w16cex w16sdtdh w16sdtfl w16du wp14">
   <w:p>
     <w:pPr>
-      <w:pStyle w:val="Footer"/>
+      <w:pStyle w:val="Piedepgina"/>
       <w:tabs>
         <w:tab w:val="clear" w:pos="4419"/>
         <w:tab w:val="clear" w:pos="8838"/>
@@ -3676,32 +3568,32 @@
     </w:r>
     <w:r>
       <w:rPr>
-        <w:rStyle w:val="PageNumber"/>
+        <w:rStyle w:val="Nmerodepgina"/>
       </w:rPr>
       <w:fldChar w:fldCharType="begin"/>
     </w:r>
     <w:r>
       <w:rPr>
-        <w:rStyle w:val="PageNumber"/>
+        <w:rStyle w:val="Nmerodepgina"/>
       </w:rPr>
       <w:instrText xml:space="preserve"> PAGE </w:instrText>
     </w:r>
     <w:r>
       <w:rPr>
-        <w:rStyle w:val="PageNumber"/>
+        <w:rStyle w:val="Nmerodepgina"/>
       </w:rPr>
       <w:fldChar w:fldCharType="separate"/>
     </w:r>
     <w:r>
       <w:rPr>
-        <w:rStyle w:val="PageNumber"/>
+        <w:rStyle w:val="Nmerodepgina"/>
         <w:noProof/>
       </w:rPr>
       <w:t>1</w:t>
     </w:r>
     <w:r>
       <w:rPr>
-        <w:rStyle w:val="PageNumber"/>
+        <w:rStyle w:val="Nmerodepgina"/>
       </w:rPr>
       <w:fldChar w:fldCharType="end"/>
     </w:r>
@@ -3710,7 +3602,7 @@
 </file>
 
 <file path=word/footnotes.xml><?xml version="1.0" encoding="utf-8"?>
-<w:footnotes xmlns:wpc="http://schemas.microsoft.com/office/word/2010/wordprocessingCanvas" xmlns:cx="http://schemas.microsoft.com/office/drawing/2014/chartex" xmlns:cx1="http://schemas.microsoft.com/office/drawing/2015/9/8/chartex" xmlns:cx2="http://schemas.microsoft.com/office/drawing/2015/10/21/chartex" xmlns:cx3="http://schemas.microsoft.com/office/drawing/2016/5/9/chartex" xmlns:cx4="http://schemas.microsoft.com/office/drawing/2016/5/10/chartex" xmlns:cx5="http://schemas.microsoft.com/office/drawing/2016/5/11/chartex" xmlns:cx6="http://schemas.microsoft.com/office/drawing/2016/5/12/chartex" xmlns:cx7="http://schemas.microsoft.com/office/drawing/2016/5/13/chartex" xmlns:cx8="http://schemas.microsoft.com/office/drawing/2016/5/14/chartex" xmlns:mc="http://schemas.openxmlformats.org/markup-compatibility/2006" xmlns:aink="http://schemas.microsoft.com/office/drawing/2016/ink" xmlns:am3d="http://schemas.microsoft.com/office/drawing/2017/model3d" xmlns:o="urn:schemas-microsoft-com:office:office" xmlns:oel="http://schemas.microsoft.com/office/2019/extlst" xmlns:r="http://schemas.openxmlformats.org/officeDocument/2006/relationships" xmlns:m="http://schemas.openxmlformats.org/officeDocument/2006/math" xmlns:v="urn:schemas-microsoft-com:vml" xmlns:wp14="http://schemas.microsoft.com/office/word/2010/wordprocessingDrawing" xmlns:wp="http://schemas.openxmlformats.org/drawingml/2006/wordprocessingDrawing" xmlns:w10="urn:schemas-microsoft-com:office:word" xmlns:w="http://schemas.openxmlformats.org/wordprocessingml/2006/main" xmlns:w14="http://schemas.microsoft.com/office/word/2010/wordml" xmlns:w15="http://schemas.microsoft.com/office/word/2012/wordml" xmlns:w16cex="http://schemas.microsoft.com/office/word/2018/wordml/cex" xmlns:w16cid="http://schemas.microsoft.com/office/word/2016/wordml/cid" xmlns:w16="http://schemas.microsoft.com/office/word/2018/wordml" xmlns:w16sdtdh="http://schemas.microsoft.com/office/word/2020/wordml/sdtdatahash" xmlns:w16se="http://schemas.microsoft.com/office/word/2015/wordml/symex" xmlns:wpg="http://schemas.microsoft.com/office/word/2010/wordprocessingGroup" xmlns:wpi="http://schemas.microsoft.com/office/word/2010/wordprocessingInk" xmlns:wne="http://schemas.microsoft.com/office/word/2006/wordml" xmlns:wps="http://schemas.microsoft.com/office/word/2010/wordprocessingShape" mc:Ignorable="w14 w15 w16se w16cid w16 w16cex w16sdtdh wp14">
+<w:footnotes xmlns:wpc="http://schemas.microsoft.com/office/word/2010/wordprocessingCanvas" xmlns:cx="http://schemas.microsoft.com/office/drawing/2014/chartex" xmlns:cx1="http://schemas.microsoft.com/office/drawing/2015/9/8/chartex" xmlns:cx2="http://schemas.microsoft.com/office/drawing/2015/10/21/chartex" xmlns:cx3="http://schemas.microsoft.com/office/drawing/2016/5/9/chartex" xmlns:cx4="http://schemas.microsoft.com/office/drawing/2016/5/10/chartex" xmlns:cx5="http://schemas.microsoft.com/office/drawing/2016/5/11/chartex" xmlns:cx6="http://schemas.microsoft.com/office/drawing/2016/5/12/chartex" xmlns:cx7="http://schemas.microsoft.com/office/drawing/2016/5/13/chartex" xmlns:cx8="http://schemas.microsoft.com/office/drawing/2016/5/14/chartex" xmlns:mc="http://schemas.openxmlformats.org/markup-compatibility/2006" xmlns:aink="http://schemas.microsoft.com/office/drawing/2016/ink" xmlns:am3d="http://schemas.microsoft.com/office/drawing/2017/model3d" xmlns:o="urn:schemas-microsoft-com:office:office" xmlns:oel="http://schemas.microsoft.com/office/2019/extlst" xmlns:r="http://schemas.openxmlformats.org/officeDocument/2006/relationships" xmlns:m="http://schemas.openxmlformats.org/officeDocument/2006/math" xmlns:v="urn:schemas-microsoft-com:vml" xmlns:wp14="http://schemas.microsoft.com/office/word/2010/wordprocessingDrawing" xmlns:wp="http://schemas.openxmlformats.org/drawingml/2006/wordprocessingDrawing" xmlns:w10="urn:schemas-microsoft-com:office:word" xmlns:w="http://schemas.openxmlformats.org/wordprocessingml/2006/main" xmlns:w14="http://schemas.microsoft.com/office/word/2010/wordml" xmlns:w15="http://schemas.microsoft.com/office/word/2012/wordml" xmlns:w16cex="http://schemas.microsoft.com/office/word/2018/wordml/cex" xmlns:w16cid="http://schemas.microsoft.com/office/word/2016/wordml/cid" xmlns:w16="http://schemas.microsoft.com/office/word/2018/wordml" xmlns:w16du="http://schemas.microsoft.com/office/word/2023/wordml/word16du" xmlns:w16sdtdh="http://schemas.microsoft.com/office/word/2020/wordml/sdtdatahash" xmlns:w16sdtfl="http://schemas.microsoft.com/office/word/2024/wordml/sdtformatlock" xmlns:w16se="http://schemas.microsoft.com/office/word/2015/wordml/symex" xmlns:wpg="http://schemas.microsoft.com/office/word/2010/wordprocessingGroup" xmlns:wpi="http://schemas.microsoft.com/office/word/2010/wordprocessingInk" xmlns:wne="http://schemas.microsoft.com/office/word/2006/wordml" xmlns:wps="http://schemas.microsoft.com/office/word/2010/wordprocessingShape" mc:Ignorable="w14 w15 w16se w16cid w16 w16cex w16sdtdh w16sdtfl w16du wp14">
   <w:footnote w:type="separator" w:id="-1">
     <w:p>
       <w:r>
@@ -3729,7 +3621,7 @@
 </file>
 
 <file path=word/numbering.xml><?xml version="1.0" encoding="utf-8"?>
-<w:numbering xmlns:wpc="http://schemas.microsoft.com/office/word/2010/wordprocessingCanvas" xmlns:cx="http://schemas.microsoft.com/office/drawing/2014/chartex" xmlns:cx1="http://schemas.microsoft.com/office/drawing/2015/9/8/chartex" xmlns:cx2="http://schemas.microsoft.com/office/drawing/2015/10/21/chartex" xmlns:cx3="http://schemas.microsoft.com/office/drawing/2016/5/9/chartex" xmlns:cx4="http://schemas.microsoft.com/office/drawing/2016/5/10/chartex" xmlns:cx5="http://schemas.microsoft.com/office/drawing/2016/5/11/chartex" xmlns:cx6="http://schemas.microsoft.com/office/drawing/2016/5/12/chartex" xmlns:cx7="http://schemas.microsoft.com/office/drawing/2016/5/13/chartex" xmlns:cx8="http://schemas.microsoft.com/office/drawing/2016/5/14/chartex" xmlns:mc="http://schemas.openxmlformats.org/markup-compatibility/2006" xmlns:aink="http://schemas.microsoft.com/office/drawing/2016/ink" xmlns:am3d="http://schemas.microsoft.com/office/drawing/2017/model3d" xmlns:o="urn:schemas-microsoft-com:office:office" xmlns:oel="http://schemas.microsoft.com/office/2019/extlst" xmlns:r="http://schemas.openxmlformats.org/officeDocument/2006/relationships" xmlns:m="http://schemas.openxmlformats.org/officeDocument/2006/math" xmlns:v="urn:schemas-microsoft-com:vml" xmlns:wp14="http://schemas.microsoft.com/office/word/2010/wordprocessingDrawing" xmlns:wp="http://schemas.openxmlformats.org/drawingml/2006/wordprocessingDrawing" xmlns:w10="urn:schemas-microsoft-com:office:word" xmlns:w="http://schemas.openxmlformats.org/wordprocessingml/2006/main" xmlns:w14="http://schemas.microsoft.com/office/word/2010/wordml" xmlns:w15="http://schemas.microsoft.com/office/word/2012/wordml" xmlns:w16cex="http://schemas.microsoft.com/office/word/2018/wordml/cex" xmlns:w16cid="http://schemas.microsoft.com/office/word/2016/wordml/cid" xmlns:w16="http://schemas.microsoft.com/office/word/2018/wordml" xmlns:w16sdtdh="http://schemas.microsoft.com/office/word/2020/wordml/sdtdatahash" xmlns:w16se="http://schemas.microsoft.com/office/word/2015/wordml/symex" xmlns:wpg="http://schemas.microsoft.com/office/word/2010/wordprocessingGroup" xmlns:wpi="http://schemas.microsoft.com/office/word/2010/wordprocessingInk" xmlns:wne="http://schemas.microsoft.com/office/word/2006/wordml" xmlns:wps="http://schemas.microsoft.com/office/word/2010/wordprocessingShape" mc:Ignorable="w14 w15 w16se w16cid w16 w16cex w16sdtdh wp14">
+<w:numbering xmlns:wpc="http://schemas.microsoft.com/office/word/2010/wordprocessingCanvas" xmlns:cx="http://schemas.microsoft.com/office/drawing/2014/chartex" xmlns:cx1="http://schemas.microsoft.com/office/drawing/2015/9/8/chartex" xmlns:cx2="http://schemas.microsoft.com/office/drawing/2015/10/21/chartex" xmlns:cx3="http://schemas.microsoft.com/office/drawing/2016/5/9/chartex" xmlns:cx4="http://schemas.microsoft.com/office/drawing/2016/5/10/chartex" xmlns:cx5="http://schemas.microsoft.com/office/drawing/2016/5/11/chartex" xmlns:cx6="http://schemas.microsoft.com/office/drawing/2016/5/12/chartex" xmlns:cx7="http://schemas.microsoft.com/office/drawing/2016/5/13/chartex" xmlns:cx8="http://schemas.microsoft.com/office/drawing/2016/5/14/chartex" xmlns:mc="http://schemas.openxmlformats.org/markup-compatibility/2006" xmlns:aink="http://schemas.microsoft.com/office/drawing/2016/ink" xmlns:am3d="http://schemas.microsoft.com/office/drawing/2017/model3d" xmlns:o="urn:schemas-microsoft-com:office:office" xmlns:oel="http://schemas.microsoft.com/office/2019/extlst" xmlns:r="http://schemas.openxmlformats.org/officeDocument/2006/relationships" xmlns:m="http://schemas.openxmlformats.org/officeDocument/2006/math" xmlns:v="urn:schemas-microsoft-com:vml" xmlns:wp14="http://schemas.microsoft.com/office/word/2010/wordprocessingDrawing" xmlns:wp="http://schemas.openxmlformats.org/drawingml/2006/wordprocessingDrawing" xmlns:w10="urn:schemas-microsoft-com:office:word" xmlns:w="http://schemas.openxmlformats.org/wordprocessingml/2006/main" xmlns:w14="http://schemas.microsoft.com/office/word/2010/wordml" xmlns:w15="http://schemas.microsoft.com/office/word/2012/wordml" xmlns:w16cex="http://schemas.microsoft.com/office/word/2018/wordml/cex" xmlns:w16cid="http://schemas.microsoft.com/office/word/2016/wordml/cid" xmlns:w16="http://schemas.microsoft.com/office/word/2018/wordml" xmlns:w16du="http://schemas.microsoft.com/office/word/2023/wordml/word16du" xmlns:w16sdtdh="http://schemas.microsoft.com/office/word/2020/wordml/sdtdatahash" xmlns:w16sdtfl="http://schemas.microsoft.com/office/word/2024/wordml/sdtformatlock" xmlns:w16se="http://schemas.microsoft.com/office/word/2015/wordml/symex" xmlns:wpg="http://schemas.microsoft.com/office/word/2010/wordprocessingGroup" xmlns:wpi="http://schemas.microsoft.com/office/word/2010/wordprocessingInk" xmlns:wne="http://schemas.microsoft.com/office/word/2006/wordml" xmlns:wps="http://schemas.microsoft.com/office/word/2010/wordprocessingShape" mc:Ignorable="w14 w15 w16se w16cid w16 w16cex w16sdtdh w16sdtfl w16du wp14">
   <w:abstractNum w:abstractNumId="0" w15:restartNumberingAfterBreak="0">
     <w:nsid w:val="0140246B"/>
     <w:multiLevelType w:val="hybridMultilevel"/>
@@ -5565,7 +5457,7 @@
 </file>
 
 <file path=word/styles.xml><?xml version="1.0" encoding="utf-8"?>
-<w:styles xmlns:mc="http://schemas.openxmlformats.org/markup-compatibility/2006" xmlns:r="http://schemas.openxmlformats.org/officeDocument/2006/relationships" xmlns:w="http://schemas.openxmlformats.org/wordprocessingml/2006/main" xmlns:w14="http://schemas.microsoft.com/office/word/2010/wordml" xmlns:w15="http://schemas.microsoft.com/office/word/2012/wordml" xmlns:w16cex="http://schemas.microsoft.com/office/word/2018/wordml/cex" xmlns:w16cid="http://schemas.microsoft.com/office/word/2016/wordml/cid" xmlns:w16="http://schemas.microsoft.com/office/word/2018/wordml" xmlns:w16sdtdh="http://schemas.microsoft.com/office/word/2020/wordml/sdtdatahash" xmlns:w16se="http://schemas.microsoft.com/office/word/2015/wordml/symex" mc:Ignorable="w14 w15 w16se w16cid w16 w16cex w16sdtdh">
+<w:styles xmlns:mc="http://schemas.openxmlformats.org/markup-compatibility/2006" xmlns:r="http://schemas.openxmlformats.org/officeDocument/2006/relationships" xmlns:w="http://schemas.openxmlformats.org/wordprocessingml/2006/main" xmlns:w14="http://schemas.microsoft.com/office/word/2010/wordml" xmlns:w15="http://schemas.microsoft.com/office/word/2012/wordml" xmlns:w16cex="http://schemas.microsoft.com/office/word/2018/wordml/cex" xmlns:w16cid="http://schemas.microsoft.com/office/word/2016/wordml/cid" xmlns:w16="http://schemas.microsoft.com/office/word/2018/wordml" xmlns:w16du="http://schemas.microsoft.com/office/word/2023/wordml/word16du" xmlns:w16sdtdh="http://schemas.microsoft.com/office/word/2020/wordml/sdtdatahash" xmlns:w16sdtfl="http://schemas.microsoft.com/office/word/2024/wordml/sdtformatlock" xmlns:w16se="http://schemas.microsoft.com/office/word/2015/wordml/symex" mc:Ignorable="w14 w15 w16se w16cid w16 w16cex w16sdtdh w16sdtfl w16du">
   <w:docDefaults>
     <w:rPrDefault>
       <w:rPr>
@@ -5860,7 +5752,7 @@
     <w:name w:val="Normal"/>
     <w:qFormat/>
   </w:style>
-  <w:style w:type="paragraph" w:styleId="Heading1">
+  <w:style w:type="paragraph" w:styleId="Ttulo1">
     <w:name w:val="heading 1"/>
     <w:basedOn w:val="Normal"/>
     <w:next w:val="Normal"/>
@@ -5873,7 +5765,7 @@
       <w:sz w:val="24"/>
     </w:rPr>
   </w:style>
-  <w:style w:type="paragraph" w:styleId="Heading2">
+  <w:style w:type="paragraph" w:styleId="Ttulo2">
     <w:name w:val="heading 2"/>
     <w:basedOn w:val="Normal"/>
     <w:next w:val="Normal"/>
@@ -5887,7 +5779,7 @@
       <w:sz w:val="24"/>
     </w:rPr>
   </w:style>
-  <w:style w:type="paragraph" w:styleId="Heading3">
+  <w:style w:type="paragraph" w:styleId="Ttulo3">
     <w:name w:val="heading 3"/>
     <w:basedOn w:val="Normal"/>
     <w:next w:val="Normal"/>
@@ -5904,7 +5796,7 @@
       <w:sz w:val="24"/>
     </w:rPr>
   </w:style>
-  <w:style w:type="paragraph" w:styleId="Heading4">
+  <w:style w:type="paragraph" w:styleId="Ttulo4">
     <w:name w:val="heading 4"/>
     <w:basedOn w:val="Normal"/>
     <w:next w:val="Normal"/>
@@ -5924,7 +5816,7 @@
       <w:lang w:eastAsia="en-US"/>
     </w:rPr>
   </w:style>
-  <w:style w:type="paragraph" w:styleId="Heading5">
+  <w:style w:type="paragraph" w:styleId="Ttulo5">
     <w:name w:val="heading 5"/>
     <w:basedOn w:val="Normal"/>
     <w:next w:val="Normal"/>
@@ -5945,13 +5837,13 @@
       <w:lang w:eastAsia="en-US"/>
     </w:rPr>
   </w:style>
-  <w:style w:type="character" w:default="1" w:styleId="DefaultParagraphFont">
+  <w:style w:type="character" w:default="1" w:styleId="Fuentedeprrafopredeter">
     <w:name w:val="Default Paragraph Font"/>
     <w:uiPriority w:val="1"/>
     <w:semiHidden/>
     <w:unhideWhenUsed/>
   </w:style>
-  <w:style w:type="table" w:default="1" w:styleId="TableNormal">
+  <w:style w:type="table" w:default="1" w:styleId="Tablanormal">
     <w:name w:val="Normal Table"/>
     <w:uiPriority w:val="99"/>
     <w:semiHidden/>
@@ -5966,13 +5858,13 @@
       </w:tblCellMar>
     </w:tblPr>
   </w:style>
-  <w:style w:type="numbering" w:default="1" w:styleId="NoList">
+  <w:style w:type="numbering" w:default="1" w:styleId="Sinlista">
     <w:name w:val="No List"/>
     <w:uiPriority w:val="99"/>
     <w:semiHidden/>
     <w:unhideWhenUsed/>
   </w:style>
-  <w:style w:type="paragraph" w:styleId="Title">
+  <w:style w:type="paragraph" w:styleId="Ttulo">
     <w:name w:val="Title"/>
     <w:basedOn w:val="Normal"/>
     <w:qFormat/>
@@ -5983,7 +5875,7 @@
       <w:sz w:val="28"/>
     </w:rPr>
   </w:style>
-  <w:style w:type="paragraph" w:styleId="BodyText">
+  <w:style w:type="paragraph" w:styleId="Textoindependiente">
     <w:name w:val="Body Text"/>
     <w:basedOn w:val="Normal"/>
     <w:pPr>
@@ -5993,7 +5885,7 @@
       <w:sz w:val="24"/>
     </w:rPr>
   </w:style>
-  <w:style w:type="paragraph" w:styleId="Header">
+  <w:style w:type="paragraph" w:styleId="Encabezado">
     <w:name w:val="header"/>
     <w:basedOn w:val="Normal"/>
     <w:rsid w:val="001E461A"/>
@@ -6004,7 +5896,7 @@
       </w:tabs>
     </w:pPr>
   </w:style>
-  <w:style w:type="paragraph" w:styleId="Footer">
+  <w:style w:type="paragraph" w:styleId="Piedepgina">
     <w:name w:val="footer"/>
     <w:basedOn w:val="Normal"/>
     <w:rsid w:val="001E461A"/>
@@ -6015,12 +5907,12 @@
       </w:tabs>
     </w:pPr>
   </w:style>
-  <w:style w:type="character" w:styleId="PageNumber">
+  <w:style w:type="character" w:styleId="Nmerodepgina">
     <w:name w:val="page number"/>
-    <w:basedOn w:val="DefaultParagraphFont"/>
+    <w:basedOn w:val="Fuentedeprrafopredeter"/>
     <w:rsid w:val="001E461A"/>
   </w:style>
-  <w:style w:type="paragraph" w:styleId="ListParagraph">
+  <w:style w:type="paragraph" w:styleId="Prrafodelista">
     <w:name w:val="List Paragraph"/>
     <w:basedOn w:val="Normal"/>
     <w:uiPriority w:val="34"/>
@@ -6030,9 +5922,9 @@
       <w:ind w:left="720"/>
     </w:pPr>
   </w:style>
-  <w:style w:type="table" w:styleId="TableGrid">
+  <w:style w:type="table" w:styleId="Tablaconcuadrcula">
     <w:name w:val="Table Grid"/>
-    <w:basedOn w:val="TableNormal"/>
+    <w:basedOn w:val="Tablanormal"/>
     <w:rsid w:val="00B11827"/>
     <w:tblPr>
       <w:tblBorders>
@@ -6226,7 +6118,7 @@
   </w:style>
   <w:style w:type="paragraph" w:customStyle="1" w:styleId="PartHead">
     <w:name w:val="Part Head"/>
-    <w:basedOn w:val="ListParagraph"/>
+    <w:basedOn w:val="Prrafodelista"/>
     <w:next w:val="BodyTextL25"/>
     <w:qFormat/>
     <w:rsid w:val="00F43438"/>
@@ -6335,7 +6227,7 @@
   </w:style>
   <w:style w:type="numbering" w:customStyle="1" w:styleId="BulletList">
     <w:name w:val="Bullet_List"/>
-    <w:basedOn w:val="NoList"/>
+    <w:basedOn w:val="Sinlista"/>
     <w:uiPriority w:val="99"/>
     <w:rsid w:val="00F43438"/>
     <w:pPr>
@@ -6358,7 +6250,7 @@
   </w:style>
   <w:style w:type="numbering" w:customStyle="1" w:styleId="SectionList">
     <w:name w:val="Section_List"/>
-    <w:basedOn w:val="NoList"/>
+    <w:basedOn w:val="Sinlista"/>
     <w:uiPriority w:val="99"/>
     <w:rsid w:val="00F43438"/>
     <w:pPr>
